--- a/KHBD_Tin_học/Lớp_6/Tuần_04/KHBD_Tin_hoc_Lớp_6_Tiet04_Bai_2_Xu_li_thong_tin_Tiet_2.docx
+++ b/KHBD_Tin_học/Lớp_6/Tuần_04/KHBD_Tin_hoc_Lớp_6_Tiet04_Bai_2_Xu_li_thong_tin_Tiet_2.docx
@@ -359,34 +359,30 @@
     </w:p>
     <w:p>
       <w:pPr>
-        <w:spacing w:line="276" w:lineRule="auto" w:after="60" w:before="0"/>
-        <w:ind w:firstLine="0" w:left="850"/>
-        <w:jc w:val="both"/>
-      </w:pPr>
-      <w:r>
-        <w:rPr>
-          <w:rFonts w:ascii="Times New Roman" w:hAnsi="Times New Roman" w:eastAsia="Times New Roman"/>
-          <w:b w:val="0"/>
-          <w:i w:val="0"/>
-          <w:sz w:val="26"/>
-        </w:rPr>
-        <w:t>- Miền I. Khai thác dữ liệu và thông tin (thành tố 1.1. Duyệt, tìm kiếm và lọc dữ liệu, thông tin và nội dung số – Bậc 3): Khai thác thông tin số phục vụ bài học. (Đạt được thông qua Hoạt động 2)</w:t>
-      </w:r>
-    </w:p>
-    <w:p>
-      <w:pPr>
-        <w:spacing w:line="276" w:lineRule="auto" w:after="60" w:before="0"/>
-        <w:ind w:firstLine="0" w:left="850"/>
-        <w:jc w:val="both"/>
-      </w:pPr>
-      <w:r>
-        <w:rPr>
-          <w:rFonts w:ascii="Times New Roman" w:hAnsi="Times New Roman" w:eastAsia="Times New Roman"/>
-          <w:b w:val="0"/>
-          <w:i w:val="0"/>
-          <w:sz w:val="26"/>
-        </w:rPr>
-        <w:t>- Miền IV. An toàn (thành tố 4.1. Bảo vệ thiết bị và nội dung số – Bậc 3): Tuân thủ quy tắc an toàn thiết bị và bảo vệ dữ liệu. (Đạt được thông qua Hoạt động 3, Hoạt động 4)</w:t>
+        <w:spacing w:line="276" w:lineRule="auto" w:after="0" w:before="0"/>
+        <w:ind w:left="850" w:firstLine="0"/>
+        <w:jc w:val="both"/>
+      </w:pPr>
+      <w:r>
+        <w:rPr>
+          <w:rFonts w:ascii="Times New Roman" w:hAnsi="Times New Roman" w:cs="Times New Roman"/>
+          <w:sz w:val="26"/>
+        </w:rPr>
+        <w:t>- 1.3.CB3a: Lựa chọn được dữ liệu, thông tin và nội dung để tổ chức, lưu trữ và truy xuất chúng một cách thường xuyên trong môi trường số. (Tổ chức, lưu trữ, đổi tên và sắp xếp dữ liệu, tệp tin và thư mục khoa học). (Đạt được thông qua Hoạt động 2, Hoạt động 3)</w:t>
+      </w:r>
+    </w:p>
+    <w:p>
+      <w:pPr>
+        <w:spacing w:line="276" w:lineRule="auto" w:after="0" w:before="0"/>
+        <w:ind w:left="850" w:firstLine="0"/>
+        <w:jc w:val="both"/>
+      </w:pPr>
+      <w:r>
+        <w:rPr>
+          <w:rFonts w:ascii="Times New Roman" w:hAnsi="Times New Roman" w:cs="Times New Roman"/>
+          <w:sz w:val="26"/>
+        </w:rPr>
+        <w:t>- 1.1.CB3c: Giải thích được cách truy cập và điều hướng các kết quả tìm kiếm. (Nhận diện, tìm kiếm và truy xuất thông tin, dữ liệu trong môi trường máy tính). (Đạt được thông qua Hoạt động 1, Hoạt động 4)</w:t>
       </w:r>
     </w:p>
     <w:p>
